--- a/6-过程管理/流程制度规范类文件/060104-事件管理制度.docx
+++ b/6-过程管理/流程制度规范类文件/060104-事件管理制度.docx
@@ -4702,7 +4702,7 @@
     <w:tbl>
       <w:tblPr>
         <w:tblStyle w:val="21"/>
-        <w:tblW w:w="0" w:type="auto"/>
+        <w:tblW w:w="8613" w:type="dxa"/>
         <w:tblInd w:w="0" w:type="dxa"/>
         <w:tblBorders>
           <w:top w:val="single" w:color="auto" w:sz="4" w:space="0"/>
@@ -4722,7 +4722,7 @@
       </w:tblPr>
       <w:tblGrid>
         <w:gridCol w:w="1964"/>
-        <w:gridCol w:w="2583"/>
+        <w:gridCol w:w="3713"/>
         <w:gridCol w:w="1353"/>
         <w:gridCol w:w="1583"/>
       </w:tblGrid>
@@ -4773,7 +4773,7 @@
         </w:tc>
         <w:tc>
           <w:tcPr>
-            <w:tcW w:w="2583" w:type="dxa"/>
+            <w:tcW w:w="3713" w:type="dxa"/>
           </w:tcPr>
           <w:p>
             <w:pPr>
@@ -4901,7 +4901,7 @@
         </w:tc>
         <w:tc>
           <w:tcPr>
-            <w:tcW w:w="2583" w:type="dxa"/>
+            <w:tcW w:w="3713" w:type="dxa"/>
             <w:shd w:val="clear" w:color="auto" w:fill="auto"/>
           </w:tcPr>
           <w:p>
@@ -5218,47 +5218,47 @@
       <w:r>
         <w:t>》</w:t>
       </w:r>
-    </w:p>
-    <w:p>
-      <w:pPr>
-        <w:pStyle w:val="28"/>
-        <w:bidi w:val="0"/>
-        <w:rPr>
-          <w:rFonts w:hint="eastAsia"/>
-          <w:lang w:val="en-US" w:eastAsia="zh-CN"/>
-        </w:rPr>
-      </w:pPr>
-      <w:bookmarkStart w:id="27" w:name="_Toc26115"/>
-      <w:r>
-        <w:rPr>
-          <w:rFonts w:hint="eastAsia"/>
-          <w:lang w:val="en-US" w:eastAsia="zh-CN"/>
-        </w:rPr>
-        <w:t>记录</w:t>
-      </w:r>
-      <w:bookmarkEnd w:id="27"/>
-    </w:p>
-    <w:p>
-      <w:pPr>
-        <w:pStyle w:val="39"/>
-        <w:bidi w:val="0"/>
-        <w:rPr>
-          <w:rFonts w:hint="eastAsia"/>
-          <w:lang w:val="en-US" w:eastAsia="zh-CN"/>
-        </w:rPr>
-      </w:pPr>
-      <w:r>
-        <w:t>《</w:t>
-      </w:r>
-      <w:r>
-        <w:rPr>
-          <w:rFonts w:hint="default"/>
-          <w:lang w:val="en-US" w:eastAsia="zh-CN"/>
-        </w:rPr>
-        <w:t>日常维护工作记录表</w:t>
-      </w:r>
       <w:bookmarkStart w:id="28" w:name="_GoBack"/>
       <w:bookmarkEnd w:id="28"/>
+    </w:p>
+    <w:p>
+      <w:pPr>
+        <w:pStyle w:val="28"/>
+        <w:bidi w:val="0"/>
+        <w:rPr>
+          <w:rFonts w:hint="eastAsia"/>
+          <w:lang w:val="en-US" w:eastAsia="zh-CN"/>
+        </w:rPr>
+      </w:pPr>
+      <w:bookmarkStart w:id="27" w:name="_Toc26115"/>
+      <w:r>
+        <w:rPr>
+          <w:rFonts w:hint="eastAsia"/>
+          <w:lang w:val="en-US" w:eastAsia="zh-CN"/>
+        </w:rPr>
+        <w:t>记录</w:t>
+      </w:r>
+      <w:bookmarkEnd w:id="27"/>
+    </w:p>
+    <w:p>
+      <w:pPr>
+        <w:pStyle w:val="39"/>
+        <w:bidi w:val="0"/>
+        <w:rPr>
+          <w:rFonts w:hint="eastAsia"/>
+          <w:lang w:val="en-US" w:eastAsia="zh-CN"/>
+        </w:rPr>
+      </w:pPr>
+      <w:r>
+        <w:t>《</w:t>
+      </w:r>
+      <w:r>
+        <w:rPr>
+          <w:rFonts w:hint="default"/>
+          <w:lang w:val="en-US" w:eastAsia="zh-CN"/>
+        </w:rPr>
+        <w:t>日常维护工作记录表</w:t>
+      </w:r>
       <w:r>
         <w:t>》</w:t>
       </w:r>
